--- a/02-精益培训/01-培训策略/01-精益培训体系规划.docx
+++ b/02-精益培训/01-培训策略/01-精益培训体系规划.docx
@@ -55,7 +55,7 @@
           <w:i w:val="0"/>
           <w:sz w:val="22"/>
         </w:rPr>
-        <w:t>金属紧固件制造行业面临原材料价格波动、客户质量要求日益严格、交货周期不断压缩等挑战。建立系统化的精益培训体系，是推动企业从传统制造向精益制造转型的关键基础。通过全员参与的精益培训，可以在企业内部形成统一的精益语言和思维方式，为后续的精益改善活动提供人才保障。</w:t>
+        <w:t>离散制造行业面临原材料价格波动、客户质量要求日益严格、交货周期不断压缩等挑战。建立系统化的精益培训体系，是推动企业从传统制造向精益制造转型的关键基础。通过全员参与的精益培训，可以在企业内部形成统一的精益语言和思维方式，为后续的精益改善活动提供人才保障。</w:t>
       </w:r>
     </w:p>
     <w:p>
@@ -1430,7 +1430,9 @@
             <w:tcW w:type="dxa" w:w="4150"/>
           </w:tcPr>
           <w:p>
-            <w:r/>
+            <w:r>
+              <w:t>冲压操作工、精加工操作工、热处理操作工、表面处理操作工、包装操作工</w:t>
+            </w:r>
             <w:r>
               <w:rPr>
                 <w:rFonts w:ascii="SimSun" w:hAnsi="SimSun"/>
@@ -1438,7 +1440,6 @@
                 <w:i w:val="0"/>
                 <w:sz w:val="20"/>
               </w:rPr>
-              <w:t>冲压操作工、搓丝操作工、热处理操作工、表面处理操作工、包装操作工</w:t>
             </w:r>
           </w:p>
         </w:tc>
@@ -1865,7 +1866,9 @@
             <w:tcW w:type="dxa" w:w="4150"/>
           </w:tcPr>
           <w:p>
-            <w:r/>
+            <w:r>
+              <w:t>每次课堂培训配合至少1个制造业案例</w:t>
+            </w:r>
             <w:r>
               <w:rPr>
                 <w:rFonts w:ascii="SimSun" w:hAnsi="SimSun"/>
@@ -1873,7 +1876,6 @@
                 <w:i w:val="0"/>
                 <w:sz w:val="20"/>
               </w:rPr>
-              <w:t>每次课堂培训配合至少1个紧固件行业案例</w:t>
             </w:r>
           </w:p>
         </w:tc>
@@ -3322,7 +3324,7 @@
           <w:i w:val="0"/>
           <w:sz w:val="32"/>
         </w:rPr>
-        <w:t>6. 紧固件行业培训特点</w:t>
+        <w:t>6. 制造业培训特点</w:t>
       </w:r>
     </w:p>
     <w:p>
@@ -3350,7 +3352,7 @@
           <w:i w:val="0"/>
           <w:sz w:val="22"/>
         </w:rPr>
-        <w:t>金属紧固件制造具有以下特点，培训体系需要针对性设计：</w:t>
+        <w:t>离散制造具有以下特点，培训体系需要针对性设计：</w:t>
       </w:r>
     </w:p>
     <w:tbl>
@@ -3468,7 +3470,9 @@
             <w:tcW w:type="dxa" w:w="2767"/>
           </w:tcPr>
           <w:p>
-            <w:r/>
+            <w:r>
+              <w:t>需覆盖机加工、精加工、热处理、表面处理等多道工序</w:t>
+            </w:r>
             <w:r>
               <w:rPr>
                 <w:rFonts w:ascii="SimSun" w:hAnsi="SimSun"/>
@@ -3476,7 +3480,6 @@
                 <w:i w:val="0"/>
                 <w:sz w:val="20"/>
               </w:rPr>
-              <w:t>需覆盖冷镦、搓丝、热处理、表面处理等多道工序</w:t>
             </w:r>
           </w:p>
         </w:tc>
@@ -3640,7 +3643,7 @@
                 <w:i w:val="0"/>
                 <w:sz w:val="20"/>
               </w:rPr>
-              <w:t>螺纹精度、力学性能等指标必须达标</w:t>
+              <w:t>尺寸精度、力学性能等指标必须达标</w:t>
             </w:r>
           </w:p>
         </w:tc>
@@ -3799,7 +3802,7 @@
           <w:i w:val="0"/>
           <w:sz w:val="22"/>
         </w:rPr>
-        <w:t>培训中使用的案例应来自紧固件行业真实场景，建议建立以下案例库：</w:t>
+        <w:t>培训中使用的案例应来自制造业真实场景，建议建立以下案例库：</w:t>
       </w:r>
     </w:p>
     <w:p>
@@ -3822,7 +3825,7 @@
           <w:i w:val="0"/>
           <w:sz w:val="22"/>
         </w:rPr>
-        <w:t>：螺纹不良率降低、头部裂纹改善、表面处理缺陷减少</w:t>
+        <w:t>：尺寸不良率降低、表面裂纹改善、表面处理缺陷减少</w:t>
       </w:r>
     </w:p>
     <w:p>
@@ -3942,7 +3945,7 @@
           <w:i w:val="0"/>
           <w:sz w:val="22"/>
         </w:rPr>
-        <w:t>考虑到紧固件行业的生产特点（订单驱动、季节性波动），培训安排应注意：</w:t>
+        <w:t>考虑到制造业的生产特点（订单驱动、季节性波动），培训安排应注意：</w:t>
       </w:r>
     </w:p>
     <w:p>
